--- a/docs/Decision Log.docx
+++ b/docs/Decision Log.docx
@@ -1386,15 +1386,7 @@
           </w:tcPr>
           <w:p>
             <w:r>
-              <w:t xml:space="preserve">At Risk / Potentially </w:t>
-            </w:r>
-            <w:proofErr w:type="gramStart"/>
-            <w:r>
-              <w:t>At</w:t>
-            </w:r>
-            <w:proofErr w:type="gramEnd"/>
-            <w:r>
-              <w:t xml:space="preserve"> Risk</w:t>
+              <w:t>At Risk / Potentially At Risk</w:t>
             </w:r>
           </w:p>
         </w:tc>
@@ -1443,6 +1435,202 @@
           <w:p>
             <w:r>
               <w:t>Decided</w:t>
+            </w:r>
+          </w:p>
+        </w:tc>
+      </w:tr>
+    </w:tbl>
+    <w:p/>
+    <w:p/>
+    <w:tbl>
+      <w:tblPr>
+        <w:tblW w:w="0" w:type="auto"/>
+        <w:tblCellSpacing w:w="15" w:type="dxa"/>
+        <w:tblCellMar>
+          <w:top w:w="15" w:type="dxa"/>
+          <w:left w:w="15" w:type="dxa"/>
+          <w:bottom w:w="15" w:type="dxa"/>
+          <w:right w:w="15" w:type="dxa"/>
+        </w:tblCellMar>
+        <w:tblLook w:val="04A0" w:firstRow="1" w:lastRow="0" w:firstColumn="1" w:lastColumn="0" w:noHBand="0" w:noVBand="1"/>
+      </w:tblPr>
+      <w:tblGrid>
+        <w:gridCol w:w="512"/>
+      </w:tblGrid>
+      <w:tr>
+        <w:trPr>
+          <w:tblCellSpacing w:w="15" w:type="dxa"/>
+        </w:trPr>
+        <w:tc>
+          <w:tcPr>
+            <w:tcW w:w="0" w:type="auto"/>
+            <w:vAlign w:val="center"/>
+            <w:hideMark/>
+          </w:tcPr>
+          <w:p>
+            <w:r>
+              <w:t>D01</w:t>
+            </w:r>
+          </w:p>
+        </w:tc>
+      </w:tr>
+    </w:tbl>
+    <w:p>
+      <w:pPr>
+        <w:rPr>
+          <w:vanish/>
+        </w:rPr>
+      </w:pPr>
+    </w:p>
+    <w:tbl>
+      <w:tblPr>
+        <w:tblW w:w="0" w:type="auto"/>
+        <w:tblCellSpacing w:w="15" w:type="dxa"/>
+        <w:tblCellMar>
+          <w:top w:w="15" w:type="dxa"/>
+          <w:left w:w="15" w:type="dxa"/>
+          <w:bottom w:w="15" w:type="dxa"/>
+          <w:right w:w="15" w:type="dxa"/>
+        </w:tblCellMar>
+        <w:tblLook w:val="04A0" w:firstRow="1" w:lastRow="0" w:firstColumn="1" w:lastColumn="0" w:noHBand="0" w:noVBand="1"/>
+      </w:tblPr>
+      <w:tblGrid>
+        <w:gridCol w:w="1587"/>
+      </w:tblGrid>
+      <w:tr>
+        <w:trPr>
+          <w:tblCellSpacing w:w="15" w:type="dxa"/>
+        </w:trPr>
+        <w:tc>
+          <w:tcPr>
+            <w:tcW w:w="0" w:type="auto"/>
+            <w:vAlign w:val="center"/>
+            <w:hideMark/>
+          </w:tcPr>
+          <w:p>
+            <w:r>
+              <w:t>Dataset scope</w:t>
+            </w:r>
+          </w:p>
+        </w:tc>
+      </w:tr>
+    </w:tbl>
+    <w:p>
+      <w:pPr>
+        <w:rPr>
+          <w:vanish/>
+        </w:rPr>
+      </w:pPr>
+    </w:p>
+    <w:tbl>
+      <w:tblPr>
+        <w:tblW w:w="0" w:type="auto"/>
+        <w:tblCellSpacing w:w="15" w:type="dxa"/>
+        <w:tblCellMar>
+          <w:top w:w="15" w:type="dxa"/>
+          <w:left w:w="15" w:type="dxa"/>
+          <w:bottom w:w="15" w:type="dxa"/>
+          <w:right w:w="15" w:type="dxa"/>
+        </w:tblCellMar>
+        <w:tblLook w:val="04A0" w:firstRow="1" w:lastRow="0" w:firstColumn="1" w:lastColumn="0" w:noHBand="0" w:noVBand="1"/>
+      </w:tblPr>
+      <w:tblGrid>
+        <w:gridCol w:w="3463"/>
+      </w:tblGrid>
+      <w:tr>
+        <w:trPr>
+          <w:tblCellSpacing w:w="15" w:type="dxa"/>
+        </w:trPr>
+        <w:tc>
+          <w:tcPr>
+            <w:tcW w:w="0" w:type="auto"/>
+            <w:vAlign w:val="center"/>
+            <w:hideMark/>
+          </w:tcPr>
+          <w:p>
+            <w:r>
+              <w:t>Mathematics / Portuguese / Both</w:t>
+            </w:r>
+          </w:p>
+        </w:tc>
+      </w:tr>
+    </w:tbl>
+    <w:p>
+      <w:pPr>
+        <w:rPr>
+          <w:vanish/>
+        </w:rPr>
+      </w:pPr>
+    </w:p>
+    <w:tbl>
+      <w:tblPr>
+        <w:tblW w:w="0" w:type="auto"/>
+        <w:tblCellSpacing w:w="15" w:type="dxa"/>
+        <w:tblCellMar>
+          <w:top w:w="15" w:type="dxa"/>
+          <w:left w:w="15" w:type="dxa"/>
+          <w:bottom w:w="15" w:type="dxa"/>
+          <w:right w:w="15" w:type="dxa"/>
+        </w:tblCellMar>
+        <w:tblLook w:val="04A0" w:firstRow="1" w:lastRow="0" w:firstColumn="1" w:lastColumn="0" w:noHBand="0" w:noVBand="1"/>
+      </w:tblPr>
+      <w:tblGrid>
+        <w:gridCol w:w="1448"/>
+      </w:tblGrid>
+      <w:tr>
+        <w:trPr>
+          <w:tblCellSpacing w:w="15" w:type="dxa"/>
+        </w:trPr>
+        <w:tc>
+          <w:tcPr>
+            <w:tcW w:w="0" w:type="auto"/>
+            <w:vAlign w:val="center"/>
+            <w:hideMark/>
+          </w:tcPr>
+          <w:p>
+            <w:r>
+              <w:t>Mathematics</w:t>
+            </w:r>
+          </w:p>
+        </w:tc>
+      </w:tr>
+    </w:tbl>
+    <w:p>
+      <w:pPr>
+        <w:rPr>
+          <w:vanish/>
+        </w:rPr>
+      </w:pPr>
+    </w:p>
+    <w:tbl>
+      <w:tblPr>
+        <w:tblW w:w="0" w:type="auto"/>
+        <w:tblCellSpacing w:w="15" w:type="dxa"/>
+        <w:tblCellMar>
+          <w:top w:w="15" w:type="dxa"/>
+          <w:left w:w="15" w:type="dxa"/>
+          <w:bottom w:w="15" w:type="dxa"/>
+          <w:right w:w="15" w:type="dxa"/>
+        </w:tblCellMar>
+        <w:tblLook w:val="04A0" w:firstRow="1" w:lastRow="0" w:firstColumn="1" w:lastColumn="0" w:noHBand="0" w:noVBand="1"/>
+      </w:tblPr>
+      <w:tblGrid>
+        <w:gridCol w:w="9144"/>
+      </w:tblGrid>
+      <w:tr>
+        <w:trPr>
+          <w:tblCellSpacing w:w="15" w:type="dxa"/>
+        </w:trPr>
+        <w:tc>
+          <w:tcPr>
+            <w:tcW w:w="0" w:type="auto"/>
+            <w:vAlign w:val="center"/>
+            <w:hideMark/>
+          </w:tcPr>
+          <w:p>
+            <w:r>
+              <w:lastRenderedPageBreak/>
+              <w:t>Keeps the project focused on one subject and avoids unnecessary modelling complexity</w:t>
             </w:r>
           </w:p>
         </w:tc>

--- a/docs/Decision Log.docx
+++ b/docs/Decision Log.docx
@@ -1631,6 +1631,138 @@
             <w:r>
               <w:lastRenderedPageBreak/>
               <w:t>Keeps the project focused on one subject and avoids unnecessary modelling complexity</w:t>
+            </w:r>
+          </w:p>
+        </w:tc>
+      </w:tr>
+    </w:tbl>
+    <w:p/>
+    <w:tbl>
+      <w:tblPr>
+        <w:tblW w:w="0" w:type="auto"/>
+        <w:tblCellSpacing w:w="15" w:type="dxa"/>
+        <w:tblCellMar>
+          <w:top w:w="15" w:type="dxa"/>
+          <w:left w:w="15" w:type="dxa"/>
+          <w:bottom w:w="15" w:type="dxa"/>
+          <w:right w:w="15" w:type="dxa"/>
+        </w:tblCellMar>
+        <w:tblLook w:val="04A0" w:firstRow="1" w:lastRow="0" w:firstColumn="1" w:lastColumn="0" w:noHBand="0" w:noVBand="1"/>
+      </w:tblPr>
+      <w:tblGrid>
+        <w:gridCol w:w="1287"/>
+        <w:gridCol w:w="1601"/>
+        <w:gridCol w:w="6472"/>
+      </w:tblGrid>
+      <w:tr>
+        <w:trPr>
+          <w:tblHeader/>
+          <w:tblCellSpacing w:w="15" w:type="dxa"/>
+        </w:trPr>
+        <w:tc>
+          <w:tcPr>
+            <w:tcW w:w="0" w:type="auto"/>
+            <w:vAlign w:val="center"/>
+            <w:hideMark/>
+          </w:tcPr>
+          <w:p>
+            <w:pPr>
+              <w:rPr>
+                <w:b/>
+                <w:bCs/>
+              </w:rPr>
+            </w:pPr>
+            <w:r>
+              <w:rPr>
+                <w:b/>
+                <w:bCs/>
+              </w:rPr>
+              <w:t>Decision</w:t>
+            </w:r>
+          </w:p>
+        </w:tc>
+        <w:tc>
+          <w:tcPr>
+            <w:tcW w:w="0" w:type="auto"/>
+            <w:vAlign w:val="center"/>
+            <w:hideMark/>
+          </w:tcPr>
+          <w:p>
+            <w:pPr>
+              <w:rPr>
+                <w:b/>
+                <w:bCs/>
+              </w:rPr>
+            </w:pPr>
+            <w:r>
+              <w:rPr>
+                <w:b/>
+                <w:bCs/>
+              </w:rPr>
+              <w:t>Choice</w:t>
+            </w:r>
+          </w:p>
+        </w:tc>
+        <w:tc>
+          <w:tcPr>
+            <w:tcW w:w="0" w:type="auto"/>
+            <w:vAlign w:val="center"/>
+            <w:hideMark/>
+          </w:tcPr>
+          <w:p>
+            <w:pPr>
+              <w:rPr>
+                <w:b/>
+                <w:bCs/>
+              </w:rPr>
+            </w:pPr>
+            <w:r>
+              <w:rPr>
+                <w:b/>
+                <w:bCs/>
+              </w:rPr>
+              <w:t>Reason</w:t>
+            </w:r>
+          </w:p>
+        </w:tc>
+      </w:tr>
+      <w:tr>
+        <w:trPr>
+          <w:tblCellSpacing w:w="15" w:type="dxa"/>
+        </w:trPr>
+        <w:tc>
+          <w:tcPr>
+            <w:tcW w:w="0" w:type="auto"/>
+            <w:vAlign w:val="center"/>
+            <w:hideMark/>
+          </w:tcPr>
+          <w:p>
+            <w:r>
+              <w:t>Treatment of G3 = 0</w:t>
+            </w:r>
+          </w:p>
+        </w:tc>
+        <w:tc>
+          <w:tcPr>
+            <w:tcW w:w="0" w:type="auto"/>
+            <w:vAlign w:val="center"/>
+            <w:hideMark/>
+          </w:tcPr>
+          <w:p>
+            <w:r>
+              <w:t>Remove 38 observations</w:t>
+            </w:r>
+          </w:p>
+        </w:tc>
+        <w:tc>
+          <w:tcPr>
+            <w:tcW w:w="0" w:type="auto"/>
+            <w:vAlign w:val="center"/>
+            <w:hideMark/>
+          </w:tcPr>
+          <w:p>
+            <w:r>
+              <w:t>The zero-grade group has a distinct pattern: all 38 have zero recorded absences and substantially lower G1/G2 values. The team considered these observations potentially different from ordinary graded outcomes and excluded them to focus the regression task on students with recorded positive final grades.</w:t>
             </w:r>
           </w:p>
         </w:tc>

--- a/docs/Decision Log.docx
+++ b/docs/Decision Log.docx
@@ -1750,19 +1750,19 @@
           </w:tcPr>
           <w:p>
             <w:r>
-              <w:t>Remove 38 observations</w:t>
-            </w:r>
-          </w:p>
-        </w:tc>
-        <w:tc>
-          <w:tcPr>
-            <w:tcW w:w="0" w:type="auto"/>
-            <w:vAlign w:val="center"/>
-            <w:hideMark/>
-          </w:tcPr>
-          <w:p>
-            <w:r>
-              <w:t>The zero-grade group has a distinct pattern: all 38 have zero recorded absences and substantially lower G1/G2 values. The team considered these observations potentially different from ordinary graded outcomes and excluded them to focus the regression task on students with recorded positive final grades.</w:t>
+              <w:t>Retain all 38 observations</w:t>
+            </w:r>
+          </w:p>
+        </w:tc>
+        <w:tc>
+          <w:tcPr>
+            <w:tcW w:w="0" w:type="auto"/>
+            <w:vAlign w:val="center"/>
+            <w:hideMark/>
+          </w:tcPr>
+          <w:p>
+            <w:r>
+              <w:t>Retain all 395 students, including recorded zero grades, to support performance prediction and at-risk review. Zeros are not confirmed missing values or errors. This decision replaces the positive-grade-only scope; historical results are archived separately. Updated: 11 October 2026.</w:t>
             </w:r>
           </w:p>
         </w:tc>
